--- a/resumes/performance-resume.docx
+++ b/resumes/performance-resume.docx
@@ -77,7 +77,7 @@
                     <a:graphicData uri="http://schemas.openxmlformats.org/drawingml/2006/picture">
                       <pic:pic>
                         <pic:nvPicPr>
-                          <pic:cNvPr descr="../images/Alexander-Ferrari-Miller-Santa.jpeg" id="22" name="Picture"/>
+                          <pic:cNvPr descr="../images/Alexander-Ferrari-Miller-Santa-web.png" id="22" name="Picture"/>
                           <pic:cNvPicPr>
                             <a:picLocks noChangeArrowheads="1" noChangeAspect="1"/>
                           </pic:cNvPicPr>
